--- a/public/cv/Dessi_Georgieva_OpenAI_Codex_CV.docx
+++ b/public/cv/Dessi_Georgieva_OpenAI_Codex_CV.docx
@@ -568,7 +568,7 @@
         <w:rPr>
           <w:i w:val="0"/>
         </w:rPr>
-        <w:t xml:space="preserve"> · London · Nov 2023 – Present</w:t>
+        <w:t xml:space="preserve"> · London · Nov 2023 - Present</w:t>
       </w:r>
     </w:p>
     <w:p>
@@ -636,7 +636,7 @@
         <w:rPr>
           <w:i w:val="0"/>
         </w:rPr>
-        <w:t xml:space="preserve"> · London · Mar 2023 – Nov 2023</w:t>
+        <w:t xml:space="preserve"> · London · Mar 2023 - Nov 2023</w:t>
       </w:r>
     </w:p>
     <w:p>
@@ -676,7 +676,7 @@
         <w:rPr>
           <w:i w:val="0"/>
         </w:rPr>
-        <w:t xml:space="preserve"> · London · Jan 2021 – Mar 2023</w:t>
+        <w:t xml:space="preserve"> · London · Jan 2021 - Mar 2023</w:t>
       </w:r>
     </w:p>
     <w:p>
@@ -716,7 +716,7 @@
         <w:rPr>
           <w:i w:val="0"/>
         </w:rPr>
-        <w:t xml:space="preserve"> · London · 2017 – 2020</w:t>
+        <w:t xml:space="preserve"> · London · 2017 - 2020</w:t>
       </w:r>
     </w:p>
     <w:p>
@@ -806,7 +806,7 @@
         <w:rPr>
           <w:i w:val="0"/>
         </w:rPr>
-        <w:t>, University of York · 2009 – 2011</w:t>
+        <w:t>, University of York · 2009 - 2011</w:t>
       </w:r>
     </w:p>
     <w:p>
@@ -824,7 +824,7 @@
         <w:rPr>
           <w:i w:val="0"/>
         </w:rPr>
-        <w:t>, Sofia University · 2003 – 2007</w:t>
+        <w:t>, Sofia University · 2003 - 2007</w:t>
       </w:r>
     </w:p>
     <w:sectPr>

--- a/public/cv/Dessi_Georgieva_OpenAI_Codex_CV.docx
+++ b/public/cv/Dessi_Georgieva_OpenAI_Codex_CV.docx
@@ -18,7 +18,7 @@
         <w:pStyle w:val="CVHeadline"/>
       </w:pPr>
       <w:r>
-        <w:t>Applied AI Engineer · Agent Systems, Evaluation &amp; Reliability</w:t>
+        <w:t>AI Systems Engineer · Applied AI, Agents and Product Platforms</w:t>
       </w:r>
     </w:p>
     <w:p>
@@ -99,7 +99,7 @@
         <w:rPr>
           <w:i w:val="0"/>
         </w:rPr>
-        <w:t>AI systems engineer focused on the layer where model capability becomes accountable behaviour: tool execution, context construction, evaluation, evidence, failure recovery, and human control. I build public agent runtimes in Python and TypeScript and deliver backend and data infrastructure in an enterprise environment. I am applying to the Codex Core Agent team because my strongest work is not a chat interface; it is the runtime, policy, feedback, and product surface around agents.</w:t>
+        <w:t>I build AI systems that use tools, complete multi-step work, and recover when something fails. I decide what an agent may know and do, how its work is checked, and when a person should review it. My experience spans open source products and enterprise systems. I am applying for OpenAI roles in London across applied AI, Codex agents, ads solutions, privacy, and integrity.</w:t>
       </w:r>
     </w:p>
     <w:p>
@@ -107,7 +107,70 @@
         <w:pStyle w:val="Heading1"/>
       </w:pPr>
       <w:r>
-        <w:t>Role-Relevant Engineering</w:t>
+        <w:t>Selected Product and Engineering Work</w:t>
+      </w:r>
+    </w:p>
+    <w:p>
+      <w:pPr>
+        <w:pStyle w:val="Heading2"/>
+      </w:pPr>
+      <w:r>
+        <w:t>Founder platform and product architecture</w:t>
+      </w:r>
+    </w:p>
+    <w:p>
+      <w:pPr>
+        <w:pStyle w:val="CVMeta"/>
+      </w:pPr>
+      <w:r>
+        <w:rPr>
+          <w:b/>
+          <w:i w:val="0"/>
+        </w:rPr>
+        <w:t>Human Systems Platform</w:t>
+      </w:r>
+      <w:r>
+        <w:rPr>
+          <w:i w:val="0"/>
+        </w:rPr>
+        <w:t xml:space="preserve"> · Evidence-backed learning and professional discovery · </w:t>
+      </w:r>
+      <w:hyperlink r:id="rId14">
+        <w:r>
+          <w:rPr>
+            <w:color w:val="2E74B5"/>
+            <w:u w:val="single"/>
+          </w:rPr>
+          <w:t>First public product</w:t>
+        </w:r>
+      </w:hyperlink>
+    </w:p>
+    <w:p>
+      <w:pPr>
+        <w:pStyle w:val="CVBullet"/>
+      </w:pPr>
+      <w:r>
+        <w:t xml:space="preserve">• </w:t>
+      </w:r>
+      <w:r>
+        <w:rPr>
+          <w:i w:val="0"/>
+        </w:rPr>
+        <w:t>I am developing Human Systems Platform for people and organisations that need credible evidence of capability in AI-mediated work. It turns selected experience into private learning, owner-approved public evidence, and testable hypotheses about where that capability may create value.</w:t>
+      </w:r>
+    </w:p>
+    <w:p>
+      <w:pPr>
+        <w:pStyle w:val="CVBullet"/>
+      </w:pPr>
+      <w:r>
+        <w:t xml:space="preserve">• </w:t>
+      </w:r>
+      <w:r>
+        <w:rPr>
+          <w:i w:val="0"/>
+        </w:rPr>
+        <w:t>I designed it as a federated product: Dessi Space preserves private experience, Learning Foundry supports learning, and DG-OS publishes approved profiles. I have built the shared review, approval, protected persistence, learning-evidence, and publication layers. Product integration and commercial validation are in progress.</w:t>
       </w:r>
     </w:p>
     <w:p>
@@ -133,9 +196,9 @@
         <w:rPr>
           <w:i w:val="0"/>
         </w:rPr>
-        <w:t xml:space="preserve"> · Python, FastAPI, Pydantic, pytest, TypeScript · </w:t>
+        <w:t xml:space="preserve"> · Governed optimisation and learning for commerce · </w:t>
       </w:r>
-      <w:hyperlink r:id="rId14">
+      <w:hyperlink r:id="rId15">
         <w:r>
           <w:rPr>
             <w:color w:val="2E74B5"/>
@@ -156,7 +219,7 @@
         <w:rPr>
           <w:i w:val="0"/>
         </w:rPr>
-        <w:t>Designed supervised execution with registry-pinned tools, principal-aware preflight checks, effect classes, immutable events, external-agent receipts, and idempotent jobs.</w:t>
+        <w:t>I built Agentic Commerce to help brands test and improve how they describe products for paid placements and organic agent-led discovery, without giving an AI system unchecked control over business actions.</w:t>
       </w:r>
     </w:p>
     <w:p>
@@ -170,7 +233,56 @@
         <w:rPr>
           <w:i w:val="0"/>
         </w:rPr>
-        <w:t>Made failure states actionable through explicit approve, pause, retry, and recovery transitions instead of opaque retries.</w:t>
+        <w:t>I designed a Bayesian-style learning loop that updates brand- and product-scoped beliefs as evidence arrives and carries supported patterns into later query and copy generation. It recommends whether to promote, revise, or reject each variant, while the supervised runtime keeps tools, evidence, memory, approvals, and recovery under explicit control.</w:t>
+      </w:r>
+    </w:p>
+    <w:p>
+      <w:pPr>
+        <w:pStyle w:val="Heading2"/>
+      </w:pPr>
+      <w:r>
+        <w:t>Identity, delegated authority, and bounded execution</w:t>
+      </w:r>
+    </w:p>
+    <w:p>
+      <w:pPr>
+        <w:pStyle w:val="CVMeta"/>
+      </w:pPr>
+      <w:r>
+        <w:rPr>
+          <w:b/>
+          <w:i w:val="0"/>
+        </w:rPr>
+        <w:t>Gateplane Agent Control Plane</w:t>
+      </w:r>
+      <w:r>
+        <w:rPr>
+          <w:i w:val="0"/>
+        </w:rPr>
+        <w:t xml:space="preserve"> · Enterprise control for agent work · </w:t>
+      </w:r>
+      <w:hyperlink r:id="rId16">
+        <w:r>
+          <w:rPr>
+            <w:color w:val="2E74B5"/>
+            <w:u w:val="single"/>
+          </w:rPr>
+          <w:t>Product overview</w:t>
+        </w:r>
+      </w:hyperlink>
+    </w:p>
+    <w:p>
+      <w:pPr>
+        <w:pStyle w:val="CVBullet"/>
+      </w:pPr>
+      <w:r>
+        <w:t xml:space="preserve">• </w:t>
+      </w:r>
+      <w:r>
+        <w:rPr>
+          <w:i w:val="0"/>
+        </w:rPr>
+        <w:t>I built Gateplane for organisations that need AI agents to work across users, data, and tools without weakening enterprise access controls.</w:t>
       </w:r>
     </w:p>
     <w:p>
@@ -184,21 +296,7 @@
         <w:rPr>
           <w:i w:val="0"/>
         </w:rPr>
-        <w:t>Built a governed learning loop separating synthetic validation, observed outcomes, belief revision, and human approval.</w:t>
-      </w:r>
-    </w:p>
-    <w:p>
-      <w:pPr>
-        <w:pStyle w:val="CVBullet"/>
-      </w:pPr>
-      <w:r>
-        <w:t xml:space="preserve">• </w:t>
-      </w:r>
-      <w:r>
-        <w:rPr>
-          <w:i w:val="0"/>
-        </w:rPr>
-        <w:t>Maintained more than 280 Python test functions spanning runtime policy, API contracts, replay, validation, recovery, credentials, and receipt integrity.</w:t>
+        <w:t>I tied identity, delegated authority, task-bound approvals, isolated workspaces, tool scope, evidence, and publication into one control plane around model-proposed work.</w:t>
       </w:r>
     </w:p>
     <w:p>
@@ -224,9 +322,9 @@
         <w:rPr>
           <w:i w:val="0"/>
         </w:rPr>
-        <w:t xml:space="preserve"> · TypeScript, React, Codex, deterministic projections · </w:t>
+        <w:t xml:space="preserve"> · Learning with AI without confusing output with understanding · </w:t>
       </w:r>
-      <w:hyperlink r:id="rId15">
+      <w:hyperlink r:id="rId17">
         <w:r>
           <w:rPr>
             <w:color w:val="2E74B5"/>
@@ -247,7 +345,7 @@
         <w:rPr>
           <w:i w:val="0"/>
         </w:rPr>
-        <w:t>Directed the product thesis and epistemic boundaries, then built the append-only evidence ledger, deterministic projections, learning checks, and capability lifecycle.</w:t>
+        <w:t>I built Learning Foundry for people who want to learn with AI without treating an agent's successful output as proof of their own understanding. It supports explanation, practice, application, evaluation, and revision while separately developing agent capabilities.</w:t>
       </w:r>
     </w:p>
     <w:p>
@@ -261,35 +359,7 @@
         <w:rPr>
           <w:i w:val="0"/>
         </w:rPr>
-        <w:t>Implemented a consent-gated Codex adapter that separates preparation from activation and keeps capability state reviewable.</w:t>
-      </w:r>
-    </w:p>
-    <w:p>
-      <w:pPr>
-        <w:pStyle w:val="CVBullet"/>
-      </w:pPr>
-      <w:r>
-        <w:t xml:space="preserve">• </w:t>
-      </w:r>
-      <w:r>
-        <w:rPr>
-          <w:i w:val="0"/>
-        </w:rPr>
-        <w:t>Added an evaluated value-density capability plus regression tests for provenance, state transitions, IPC boundaries, accessibility, and fallback behaviour.</w:t>
-      </w:r>
-    </w:p>
-    <w:p>
-      <w:pPr>
-        <w:pStyle w:val="CVBullet"/>
-      </w:pPr>
-      <w:r>
-        <w:t xml:space="preserve">• </w:t>
-      </w:r>
-      <w:r>
-        <w:rPr>
-          <w:i w:val="0"/>
-        </w:rPr>
-        <w:t>Preserved the submitted commit unchanged while OpenAI Build Week judging remains active.</w:t>
+        <w:t>I built the append-only evidence ledger, deterministic projections, learning checks, capability lifecycle, and consent-gated Codex adapter. Within Human Systems Platform, it contributes curated learning evidence while its private ledger remains inside its own boundary.</w:t>
       </w:r>
     </w:p>
     <w:p>
@@ -315,15 +385,15 @@
         <w:rPr>
           <w:i w:val="0"/>
         </w:rPr>
-        <w:t xml:space="preserve"> · TypeScript, Astro, React, Node.js, retrieval, streaming · </w:t>
+        <w:t xml:space="preserve"> · Owner-approved public profiles and discovery · </w:t>
       </w:r>
-      <w:hyperlink r:id="rId16">
+      <w:hyperlink r:id="rId14">
         <w:r>
           <w:rPr>
             <w:color w:val="2E74B5"/>
             <w:u w:val="single"/>
           </w:rPr>
-          <w:t>Live system</w:t>
+          <w:t>First live profile</w:t>
         </w:r>
       </w:hyperlink>
       <w:r>
@@ -332,7 +402,7 @@
         </w:rPr>
         <w:t xml:space="preserve"> · </w:t>
       </w:r>
-      <w:hyperlink r:id="rId17">
+      <w:hyperlink r:id="rId18">
         <w:r>
           <w:rPr>
             <w:color w:val="2E74B5"/>
@@ -353,7 +423,7 @@
         <w:rPr>
           <w:i w:val="0"/>
         </w:rPr>
-        <w:t>Built deterministic command routing alongside evidence retrieval so navigation does not depend on model interpretation.</w:t>
+        <w:t>I built DG-OS as a public profile and discovery product where visitors can inspect a person's systems, evidence, writing, and development or ask questions grounded in reviewed sources. My profile is its first live public instance.</w:t>
       </w:r>
     </w:p>
     <w:p>
@@ -367,179 +437,13 @@
         <w:rPr>
           <w:i w:val="0"/>
         </w:rPr>
-        <w:t>Implemented provider adapters, schema-checked API boundaries, streaming contracts, health probes, and opt-in fallbacks.</w:t>
-      </w:r>
-    </w:p>
-    <w:p>
-      <w:pPr>
-        <w:pStyle w:val="CVBullet"/>
-      </w:pPr>
-      <w:r>
-        <w:t xml:space="preserve">• </w:t>
-      </w:r>
-      <w:r>
-        <w:rPr>
-          <w:i w:val="0"/>
-        </w:rPr>
-        <w:t>Added source-aware answers and diagnostics that expose evidence and provider behaviour to the user.</w:t>
-      </w:r>
-    </w:p>
-    <w:p>
-      <w:pPr>
-        <w:pStyle w:val="CVBullet"/>
-      </w:pPr>
-      <w:r>
-        <w:t xml:space="preserve">• </w:t>
-      </w:r>
-      <w:r>
-        <w:rPr>
-          <w:i w:val="0"/>
-        </w:rPr>
-        <w:t>Maintained more than 180 TypeScript test declarations covering routing, context, streaming, API contracts, provider health, fallback, and desktop state.</w:t>
+        <w:t>Within Human Systems Platform, I use DG-OS to publish approved profiles for work, collaboration, research, or investment conversations. The runtime combines deterministic navigation, evidence retrieval, provider isolation, streaming, and source-aware diagnostics.</w:t>
       </w:r>
     </w:p>
     <w:p>
       <w:pPr>
         <w:pStyle w:val="Heading1"/>
-      </w:pPr>
-      <w:r>
-        <w:t>Technical Skills</w:t>
-      </w:r>
-    </w:p>
-    <w:p>
-      <w:pPr>
-        <w:pStyle w:val="CVBullet"/>
-      </w:pPr>
-      <w:r>
-        <w:t xml:space="preserve">• </w:t>
-      </w:r>
-      <w:r>
-        <w:rPr>
-          <w:b/>
-          <w:i w:val="0"/>
-        </w:rPr>
-        <w:t>Primary:</w:t>
-      </w:r>
-      <w:r>
-        <w:rPr>
-          <w:i w:val="0"/>
-        </w:rPr>
-        <w:t xml:space="preserve"> Python, FastAPI, Pydantic, pytest, SQL, PostgreSQL</w:t>
-      </w:r>
-    </w:p>
-    <w:p>
-      <w:pPr>
-        <w:pStyle w:val="CVBullet"/>
-      </w:pPr>
-      <w:r>
-        <w:t xml:space="preserve">• </w:t>
-      </w:r>
-      <w:r>
-        <w:rPr>
-          <w:b/>
-          <w:i w:val="0"/>
-        </w:rPr>
-        <w:t>Agent systems:</w:t>
-      </w:r>
-      <w:r>
-        <w:rPr>
-          <w:i w:val="0"/>
-        </w:rPr>
-        <w:t xml:space="preserve"> tool-use policy, execution state, approvals, receipts, idempotency, replay, retrieval, context construction, provider adapters</w:t>
-      </w:r>
-    </w:p>
-    <w:p>
-      <w:pPr>
-        <w:pStyle w:val="CVBullet"/>
-      </w:pPr>
-      <w:r>
-        <w:t xml:space="preserve">• </w:t>
-      </w:r>
-      <w:r>
-        <w:rPr>
-          <w:b/>
-          <w:i w:val="0"/>
-        </w:rPr>
-        <w:t>Evaluation:</w:t>
-      </w:r>
-      <w:r>
-        <w:rPr>
-          <w:i w:val="0"/>
-        </w:rPr>
-        <w:t xml:space="preserve"> regression suites, deterministic checks, synthetic and observed validation, provenance, failure classification</w:t>
-      </w:r>
-    </w:p>
-    <w:p>
-      <w:pPr>
-        <w:pStyle w:val="CVBullet"/>
-      </w:pPr>
-      <w:r>
-        <w:t xml:space="preserve">• </w:t>
-      </w:r>
-      <w:r>
-        <w:rPr>
-          <w:b/>
-          <w:i w:val="0"/>
-        </w:rPr>
-        <w:t>Product:</w:t>
-      </w:r>
-      <w:r>
-        <w:rPr>
-          <w:i w:val="0"/>
-        </w:rPr>
-        <w:t xml:space="preserve"> TypeScript, React, Next.js, Astro, Node.js, REST APIs, streaming interfaces</w:t>
-      </w:r>
-    </w:p>
-    <w:p>
-      <w:pPr>
-        <w:pStyle w:val="CVBullet"/>
-      </w:pPr>
-      <w:r>
-        <w:t xml:space="preserve">• </w:t>
-      </w:r>
-      <w:r>
-        <w:rPr>
-          <w:b/>
-          <w:i w:val="0"/>
-        </w:rPr>
-        <w:t>Infrastructure:</w:t>
-      </w:r>
-      <w:r>
-        <w:rPr>
-          <w:i w:val="0"/>
-        </w:rPr>
-        <w:t xml:space="preserve"> AWS, Terraform, Docker, CI/CD, multi-tenant architecture</w:t>
-      </w:r>
-    </w:p>
-    <w:p>
-      <w:pPr>
-        <w:pStyle w:val="CVBullet"/>
-      </w:pPr>
-      <w:r>
-        <w:t xml:space="preserve">• </w:t>
-      </w:r>
-      <w:r>
-        <w:rPr>
-          <w:b/>
-          <w:i w:val="0"/>
-        </w:rPr>
-        <w:t>Applied ML:</w:t>
-      </w:r>
-      <w:r>
-        <w:rPr>
-          <w:i w:val="0"/>
-        </w:rPr>
-        <w:t xml:space="preserve"> embeddings, semantic similarity, unsupervised clustering, confidence-aware intent analysis</w:t>
-      </w:r>
-    </w:p>
-    <w:p>
-      <w:r>
-        <w:br w:type="page"/>
-      </w:r>
-    </w:p>
-    <w:p>
-      <w:pPr>
-        <w:pStyle w:val="Heading1"/>
+        <w:pageBreakBefore/>
       </w:pPr>
       <w:r>
         <w:t>Professional Experience</w:t>
@@ -582,7 +486,7 @@
         <w:rPr>
           <w:i w:val="0"/>
         </w:rPr>
-        <w:t>Design and build AI and data systems across FastAPI services, AWS workflows, multi-tenant platform controls, behavioural modelling, and marketing-intelligence interfaces.</w:t>
+        <w:t>I design and build AI and data systems across backend services, cloud workflows, multi-tenant platform controls, behavioural modelling, and marketing-intelligence interfaces.</w:t>
       </w:r>
     </w:p>
     <w:p>
@@ -596,7 +500,7 @@
         <w:rPr>
           <w:i w:val="0"/>
         </w:rPr>
-        <w:t>Delivered backend services and AWS data workflows for an award-recognised ecommerce optimisation platform using FastAPI, Glue, Lambda, and PostgreSQL.</w:t>
+        <w:t>I build the Programmatic plugin and agent harness across skill selection, a typed interface and backend tools, tenant-bound execution policy, human approval, evidence handling, and recovery.</w:t>
       </w:r>
     </w:p>
     <w:p>
@@ -610,7 +514,21 @@
         <w:rPr>
           <w:i w:val="0"/>
         </w:rPr>
-        <w:t>Work within employer confidentiality constraints: public materials describe responsibilities and outcomes, not private code, clients, logs, or infrastructure.</w:t>
+        <w:t>I delivered backend services and cloud data workflows for an award-recognised ecommerce optimisation platform.</w:t>
+      </w:r>
+    </w:p>
+    <w:p>
+      <w:pPr>
+        <w:pStyle w:val="CVBullet"/>
+      </w:pPr>
+      <w:r>
+        <w:t xml:space="preserve">• </w:t>
+      </w:r>
+      <w:r>
+        <w:rPr>
+          <w:i w:val="0"/>
+        </w:rPr>
+        <w:t>I describe employer work only at responsibility and outcome level. Private code, clients, logs, and infrastructure remain confidential.</w:t>
       </w:r>
     </w:p>
     <w:p>
@@ -650,7 +568,7 @@
         <w:rPr>
           <w:i w:val="0"/>
         </w:rPr>
-        <w:t>Bridged analytics and decision systems, turning recurring analysis into reusable services and platformised workflows.</w:t>
+        <w:t>I bridged analytics and decision systems, turning recurring analysis into reusable services and platformised workflows.</w:t>
       </w:r>
     </w:p>
     <w:p>
@@ -690,7 +608,7 @@
         <w:rPr>
           <w:i w:val="0"/>
         </w:rPr>
-        <w:t>Built analytics applications and data workflows spanning Shiny, AWS ETL, and data-lake patterns.</w:t>
+        <w:t>I built analytics applications and data workflows spanning interactive products, cloud ETL, and data-lake patterns.</w:t>
       </w:r>
     </w:p>
     <w:p>
@@ -730,7 +648,141 @@
         <w:rPr>
           <w:i w:val="0"/>
         </w:rPr>
-        <w:t>Delivered CRM, analytics, segmentation, automation, and experimentation systems across agencies, startups, and media organisations.</w:t>
+        <w:t>I delivered CRM, analytics, segmentation, automation, and experimentation systems across agencies, startups, and media organisations.</w:t>
+      </w:r>
+    </w:p>
+    <w:p>
+      <w:pPr>
+        <w:pStyle w:val="Heading1"/>
+      </w:pPr>
+      <w:r>
+        <w:t>AI Engineering Capabilities</w:t>
+      </w:r>
+    </w:p>
+    <w:p>
+      <w:pPr>
+        <w:pStyle w:val="CVBullet"/>
+      </w:pPr>
+      <w:r>
+        <w:t xml:space="preserve">• </w:t>
+      </w:r>
+      <w:r>
+        <w:rPr>
+          <w:b/>
+          <w:i w:val="0"/>
+        </w:rPr>
+        <w:t>Harness architecture:</w:t>
+      </w:r>
+      <w:r>
+        <w:rPr>
+          <w:i w:val="0"/>
+        </w:rPr>
+        <w:t xml:space="preserve"> Design the environment around a model, including context, memory, tools, instructions, state, budgets, and interaction with surrounding systems.</w:t>
+      </w:r>
+    </w:p>
+    <w:p>
+      <w:pPr>
+        <w:pStyle w:val="CVBullet"/>
+      </w:pPr>
+      <w:r>
+        <w:t xml:space="preserve">• </w:t>
+      </w:r>
+      <w:r>
+        <w:rPr>
+          <w:b/>
+          <w:i w:val="0"/>
+        </w:rPr>
+        <w:t>Agent legibility:</w:t>
+      </w:r>
+      <w:r>
+        <w:rPr>
+          <w:i w:val="0"/>
+        </w:rPr>
+        <w:t xml:space="preserve"> Turn product goals, repository knowledge, interfaces, and feedback into structures that agents can inspect and follow.</w:t>
+      </w:r>
+    </w:p>
+    <w:p>
+      <w:pPr>
+        <w:pStyle w:val="CVBullet"/>
+      </w:pPr>
+      <w:r>
+        <w:t xml:space="preserve">• </w:t>
+      </w:r>
+      <w:r>
+        <w:rPr>
+          <w:b/>
+          <w:i w:val="0"/>
+        </w:rPr>
+        <w:t>Deterministic control:</w:t>
+      </w:r>
+      <w:r>
+        <w:rPr>
+          <w:i w:val="0"/>
+        </w:rPr>
+        <w:t xml:space="preserve"> Keep identity, permissions, approvals, tool scope, evidence, and consequential effects outside model authority.</w:t>
+      </w:r>
+    </w:p>
+    <w:p>
+      <w:pPr>
+        <w:pStyle w:val="CVBullet"/>
+      </w:pPr>
+      <w:r>
+        <w:t xml:space="preserve">• </w:t>
+      </w:r>
+      <w:r>
+        <w:rPr>
+          <w:b/>
+          <w:i w:val="0"/>
+        </w:rPr>
+        <w:t>Evaluation and improvement:</w:t>
+      </w:r>
+      <w:r>
+        <w:rPr>
+          <w:i w:val="0"/>
+        </w:rPr>
+        <w:t xml:space="preserve"> Test model behaviour, tool use, system interactions, and end results, then convert failures and feedback into reviewable changes.</w:t>
+      </w:r>
+    </w:p>
+    <w:p>
+      <w:pPr>
+        <w:pStyle w:val="CVBullet"/>
+      </w:pPr>
+      <w:r>
+        <w:t xml:space="preserve">• </w:t>
+      </w:r>
+      <w:r>
+        <w:rPr>
+          <w:b/>
+          <w:i w:val="0"/>
+        </w:rPr>
+        <w:t>Reliability and recovery:</w:t>
+      </w:r>
+      <w:r>
+        <w:rPr>
+          <w:i w:val="0"/>
+        </w:rPr>
+        <w:t xml:space="preserve"> Build explicit execution states, traces, receipts, retries, replay, fallback, cancellation, and recovery.</w:t>
+      </w:r>
+    </w:p>
+    <w:p>
+      <w:pPr>
+        <w:pStyle w:val="CVBullet"/>
+      </w:pPr>
+      <w:r>
+        <w:t xml:space="preserve">• </w:t>
+      </w:r>
+      <w:r>
+        <w:rPr>
+          <w:b/>
+          <w:i w:val="0"/>
+        </w:rPr>
+        <w:t>Human attention:</w:t>
+      </w:r>
+      <w:r>
+        <w:rPr>
+          <w:i w:val="0"/>
+        </w:rPr>
+        <w:t xml:space="preserve"> Decide when an agent should continue alone, ask for clarification, request approval, or surface uncertainty.</w:t>
       </w:r>
     </w:p>
     <w:p>
@@ -781,6 +833,20 @@
           <w:i w:val="0"/>
         </w:rPr>
         <w:t>Token cost, latency, capacity, and employer-system operational measurements are not publicly available.</w:t>
+      </w:r>
+    </w:p>
+    <w:p>
+      <w:pPr>
+        <w:pStyle w:val="CVBullet"/>
+      </w:pPr>
+      <w:r>
+        <w:t xml:space="preserve">• </w:t>
+      </w:r>
+      <w:r>
+        <w:rPr>
+          <w:i w:val="0"/>
+        </w:rPr>
+        <w:t>Current learning changes evidence, beliefs, memory, policy, and versioned harness configuration. It does not silently retrain or self-modify a foundation model.</w:t>
       </w:r>
     </w:p>
     <w:p>
